--- a/calidad-documentos/entregables/FactuGest - Informe de metodos y estandar de calidad.docx
+++ b/calidad-documentos/entregables/FactuGest - Informe de metodos y estandar de calidad.docx
@@ -8071,7 +8071,7 @@
           <w:b w:val="0"/>
           <w:i w:val="0"/>
         </w:rPr>
-        <w:t>El objetivo es comprobar que FactuGest emite documentos electrónicos correctos en contenido, en cálculo y en identificación del emisor, que la interfaz de integración cumple el contrato que publica, y que las reglas de acceso y de registro de la actividad se aplican. Dicho de otro modo, no se busca demostrar que el sistema funciona sino encontrar aquello en lo que falla, que es la diferencia entre probar y confirmar lo que uno ya cree (Myers et al. (2011)).</w:t>
+        <w:t>El objetivo es comprobar que FactuGest emite documentos electrónicos correctos en contenido, en cálculo y en identificación del emisor, que la interfaz de integración cumple el contrato que publica, y que las reglas de acceso y de registro de la actividad se aplican. Dicho de otro modo, no se busca demostrar que el sistema funciona sino encontrar aquello en lo que falla, que es la diferencia entre probar y confirmar lo que uno ya cree (Myers et al., 2011).</w:t>
       </w:r>
     </w:p>
     <w:p>
@@ -8171,7 +8171,7 @@
           <w:b w:val="0"/>
           <w:i w:val="0"/>
         </w:rPr>
-        <w:t>La segunda es que el resultado esperado de una prueba se calcula a mano y no se copia de la salida del programa. Una prueba que repite lo que el código devolvió no verifica nada, porque queda en verde tanto si el código está bien como si está mal, y esa es una trampa fácil de caer cuando se escriben pruebas después del código y no antes (Beck (2003)).</w:t>
+        <w:t>La segunda es que el resultado esperado de una prueba se calcula a mano y no se copia de la salida del programa. Una prueba que repite lo que el código devolvió no verifica nada, porque queda en verde tanto si el código está bien como si está mal, y esa es una trampa fácil de caer cuando se escriben pruebas después del código y no antes (Beck, 2003).</w:t>
       </w:r>
     </w:p>
     <w:p>
@@ -10054,7 +10054,7 @@
                 <w:b w:val="0"/>
                 <w:sz w:val="20"/>
               </w:rPr>
-              <w:t>El pie de la factura mostraba un descuento del 0,0 % restando dinero real, y la ciudad del comprador salía vacía en todo lo emitido por la interfaz</w:t>
+              <w:t>El pie de la factura mostraba un descuento del 0,0 % restando dinero real, y la ciudad del comprador salía vacía en todo lo emitido por la interfaz</w:t>
             </w:r>
           </w:p>
         </w:tc>
@@ -12117,7 +12117,7 @@
                 <w:b w:val="0"/>
                 <w:sz w:val="20"/>
               </w:rPr>
-              <w:t>2 unidades a 189.000 con tarifa del 19 %</w:t>
+              <w:t>2 unidades a 189.000 con tarifa del 19 %</w:t>
             </w:r>
           </w:p>
         </w:tc>
@@ -12212,7 +12212,7 @@
                 <w:b w:val="0"/>
                 <w:sz w:val="20"/>
               </w:rPr>
-              <w:t>2 unidades a 189.000, con 5 % de descuento y tarifa del 19 %</w:t>
+              <w:t>2 unidades a 189.000, con 5 % de descuento y tarifa del 19 %</w:t>
             </w:r>
           </w:p>
         </w:tc>
@@ -12307,7 +12307,7 @@
                 <w:b w:val="0"/>
                 <w:sz w:val="20"/>
               </w:rPr>
-              <w:t>3 unidades a 12.000 con tarifa del 0 %</w:t>
+              <w:t>3 unidades a 12.000 con tarifa del 0 %</w:t>
             </w:r>
           </w:p>
         </w:tc>
@@ -12402,7 +12402,7 @@
                 <w:b w:val="0"/>
                 <w:sz w:val="20"/>
               </w:rPr>
-              <w:t>Tres líneas, al 19 %, al 5 % con 10 % de descuento y al 0 %</w:t>
+              <w:t>Tres líneas, al 19 %, al 5 % con 10 % de descuento y al 0 %</w:t>
             </w:r>
           </w:p>
         </w:tc>
@@ -12497,7 +12497,7 @@
                 <w:b w:val="0"/>
                 <w:sz w:val="20"/>
               </w:rPr>
-              <w:t>Una línea de 100.000 al 19 % con descuento de factura de 10.000</w:t>
+              <w:t>Una línea de 100.000 al 19 % con descuento de factura de 10.000</w:t>
             </w:r>
           </w:p>
         </w:tc>
@@ -12687,7 +12687,7 @@
                 <w:b w:val="0"/>
                 <w:sz w:val="20"/>
               </w:rPr>
-              <w:t>Factura de tres teclados con 10 % de descuento y un ratón, todo al 19 %</w:t>
+              <w:t>Factura de tres teclados con 10 % de descuento y un ratón, todo al 19 %</w:t>
             </w:r>
           </w:p>
         </w:tc>
@@ -16267,7 +16267,7 @@
                 <w:b w:val="0"/>
                 <w:sz w:val="20"/>
               </w:rPr>
-              <w:t>El 95 % de las emisiones por debajo de tres segundos, sin ninguna respuesta errónea ni ningún consecutivo repetido</w:t>
+              <w:t>El 95 % de las emisiones por debajo de tres segundos, sin ninguna respuesta errónea ni ningún consecutivo repetido</w:t>
             </w:r>
           </w:p>
         </w:tc>
@@ -16842,7 +16842,7 @@
           <w:b w:val="0"/>
           <w:i w:val="0"/>
         </w:rPr>
-        <w:t>Ese resultado, por sí solo, dice menos de lo que parece. Una batería que siempre está en verde puede significar que el sistema funciona o que las pruebas no buscan donde duele (Myers et al. (2011)), de modo que lo que sigue no es el recuento de lo que pasó sino el de lo que falló mientras se construía, que es donde se ve si el proceso de calidad sirvió para algo.</w:t>
+        <w:t>Ese resultado, por sí solo, dice menos de lo que parece. Una batería que siempre está en verde puede significar que el sistema funciona o que las pruebas no buscan donde duele (Myers et al., 2011), de modo que lo que sigue no es el recuento de lo que pasó sino el de lo que falló mientras se construía, que es donde se ve si el proceso de calidad sirvió para algo.</w:t>
       </w:r>
     </w:p>
     <w:p>
@@ -16926,7 +16926,7 @@
         </w:trPr>
         <w:tc>
           <w:tcPr>
-            <w:tcW w:type="dxa" w:w="2381"/>
+            <w:tcW w:type="dxa" w:w="2268"/>
             <w:tcBorders>
               <w:bottom w:val="single" w:sz="6" w:space="0" w:color="000000"/>
             </w:tcBorders>
@@ -16947,7 +16947,7 @@
         </w:tc>
         <w:tc>
           <w:tcPr>
-            <w:tcW w:type="dxa" w:w="1020"/>
+            <w:tcW w:type="dxa" w:w="1361"/>
             <w:tcBorders>
               <w:bottom w:val="single" w:sz="6" w:space="0" w:color="000000"/>
             </w:tcBorders>
@@ -16989,7 +16989,7 @@
         </w:tc>
         <w:tc>
           <w:tcPr>
-            <w:tcW w:type="dxa" w:w="2948"/>
+            <w:tcW w:type="dxa" w:w="2721"/>
             <w:tcBorders>
               <w:bottom w:val="single" w:sz="6" w:space="0" w:color="000000"/>
             </w:tcBorders>
@@ -17015,7 +17015,7 @@
         </w:trPr>
         <w:tc>
           <w:tcPr>
-            <w:tcW w:type="dxa" w:w="2381"/>
+            <w:tcW w:type="dxa" w:w="2268"/>
           </w:tcPr>
           <w:p>
             <w:pPr>
@@ -17033,7 +17033,7 @@
         </w:tc>
         <w:tc>
           <w:tcPr>
-            <w:tcW w:type="dxa" w:w="1020"/>
+            <w:tcW w:type="dxa" w:w="1361"/>
           </w:tcPr>
           <w:p>
             <w:pPr>
@@ -17069,7 +17069,7 @@
         </w:tc>
         <w:tc>
           <w:tcPr>
-            <w:tcW w:type="dxa" w:w="2948"/>
+            <w:tcW w:type="dxa" w:w="2721"/>
           </w:tcPr>
           <w:p>
             <w:pPr>
@@ -17092,25 +17092,25 @@
         </w:trPr>
         <w:tc>
           <w:tcPr>
-            <w:tcW w:type="dxa" w:w="2381"/>
-          </w:tcPr>
-          <w:p>
-            <w:pPr>
-              <w:spacing w:line="240" w:lineRule="auto" w:before="0" w:after="0"/>
-            </w:pPr>
-            <w:r>
-              <w:rPr>
-                <w:rFonts w:ascii="Times New Roman" w:hAnsi="Times New Roman"/>
-                <w:b w:val="0"/>
-                <w:sz w:val="20"/>
-              </w:rPr>
-              <w:t>El pie mostraba un descuento del 0,0 % restando dinero real</w:t>
-            </w:r>
-          </w:p>
-        </w:tc>
-        <w:tc>
-          <w:tcPr>
-            <w:tcW w:type="dxa" w:w="1020"/>
+            <w:tcW w:type="dxa" w:w="2268"/>
+          </w:tcPr>
+          <w:p>
+            <w:pPr>
+              <w:spacing w:line="240" w:lineRule="auto" w:before="0" w:after="0"/>
+            </w:pPr>
+            <w:r>
+              <w:rPr>
+                <w:rFonts w:ascii="Times New Roman" w:hAnsi="Times New Roman"/>
+                <w:b w:val="0"/>
+                <w:sz w:val="20"/>
+              </w:rPr>
+              <w:t>El pie mostraba un descuento del 0,0 % restando dinero real</w:t>
+            </w:r>
+          </w:p>
+        </w:tc>
+        <w:tc>
+          <w:tcPr>
+            <w:tcW w:type="dxa" w:w="1361"/>
           </w:tcPr>
           <w:p>
             <w:pPr>
@@ -17146,7 +17146,7 @@
         </w:tc>
         <w:tc>
           <w:tcPr>
-            <w:tcW w:type="dxa" w:w="2948"/>
+            <w:tcW w:type="dxa" w:w="2721"/>
           </w:tcPr>
           <w:p>
             <w:pPr>
@@ -17169,7 +17169,7 @@
         </w:trPr>
         <w:tc>
           <w:tcPr>
-            <w:tcW w:type="dxa" w:w="2381"/>
+            <w:tcW w:type="dxa" w:w="2268"/>
           </w:tcPr>
           <w:p>
             <w:pPr>
@@ -17187,7 +17187,7 @@
         </w:tc>
         <w:tc>
           <w:tcPr>
-            <w:tcW w:type="dxa" w:w="1020"/>
+            <w:tcW w:type="dxa" w:w="1361"/>
           </w:tcPr>
           <w:p>
             <w:pPr>
@@ -17223,7 +17223,7 @@
         </w:tc>
         <w:tc>
           <w:tcPr>
-            <w:tcW w:type="dxa" w:w="2948"/>
+            <w:tcW w:type="dxa" w:w="2721"/>
           </w:tcPr>
           <w:p>
             <w:pPr>
@@ -17246,7 +17246,7 @@
         </w:trPr>
         <w:tc>
           <w:tcPr>
-            <w:tcW w:type="dxa" w:w="2381"/>
+            <w:tcW w:type="dxa" w:w="2268"/>
           </w:tcPr>
           <w:p>
             <w:pPr>
@@ -17264,7 +17264,7 @@
         </w:tc>
         <w:tc>
           <w:tcPr>
-            <w:tcW w:type="dxa" w:w="1020"/>
+            <w:tcW w:type="dxa" w:w="1361"/>
           </w:tcPr>
           <w:p>
             <w:pPr>
@@ -17300,7 +17300,7 @@
         </w:tc>
         <w:tc>
           <w:tcPr>
-            <w:tcW w:type="dxa" w:w="2948"/>
+            <w:tcW w:type="dxa" w:w="2721"/>
           </w:tcPr>
           <w:p>
             <w:pPr>
@@ -17392,7 +17392,7 @@
           <w:b w:val="0"/>
           <w:i w:val="0"/>
         </w:rPr>
-        <w:t>De ahí salen dos consecuencias que este informe recoge. La primera es la regla que el plan ya declara, según la cual un defecto se reproduce primero con una prueba que falla y solo después se corrige, de modo que hoy dieciséis pruebas cubren dos de esos cuatro defectos y ninguno puede volver en silencio (Beck (2003)). La segunda es la primera acción del plan de mejora, que consiste en extender la automatización a la capa que consulta la base de datos, porque el tercer defecto, la ciudad del comprador que llegaba vacía, sigue sin prueba automatizada justamente por vivir en esa capa.</w:t>
+        <w:t>De ahí salen dos consecuencias que este informe recoge. La primera es la regla que el plan ya declara, según la cual un defecto se reproduce primero con una prueba que falla y solo después se corrige, de modo que hoy dieciséis pruebas cubren dos de esos cuatro defectos y ninguno puede volver en silencio (Beck, 2003). La segunda es la primera acción del plan de mejora, que consiste en extender la automatización a la capa que consulta la base de datos, porque el tercer defecto, la ciudad del comprador que llegaba vacía, sigue sin prueba automatizada justamente por vivir en esa capa.</w:t>
       </w:r>
     </w:p>
     <w:p>
